--- a/templates/normalized/T2 Engagement Letter.docx
+++ b/templates/normalized/T2 Engagement Letter.docx
@@ -656,7 +656,7 @@
           <w:sz w:val="21"/>
         </w:rPr>
         <w:br/>
-        <w:t>[R[[compilation.report_date]]</w:t>
+        <w:t>[[compilation.report_date]]</w:t>
       </w:r>
     </w:p>
     <w:p>
